--- a/docs/tables/whole/sec4_anemia_3.docx
+++ b/docs/tables/whole/sec4_anemia_3.docx
@@ -3035,60 +3035,60 @@
                 <w:szCs w:val="22"/>
                 <w:color w:val="000000"/>
               </w:rPr>
-              <w:t xml:space="preserve">4.49</w:t>
-            </w:r>
-          </w:p>
-        </w:tc>
-        <w:tc>
-          <w:tcPr>
-            <w:tcBorders>
-              <w:bottom w:val="none" w:sz="0" w:space="0" w:color="000000"/>
-              <w:top w:val="none" w:sz="0" w:space="0" w:color="000000"/>
-              <w:left w:val="none" w:sz="0" w:space="0" w:color="000000"/>
-              <w:right w:val="none" w:sz="0" w:space="0" w:color="000000"/>
-            </w:tcBorders>
-            <w:shd w:val="clear" w:color="auto" w:fill="FFFFFF"/>
-            <w:tcMar>
-              <w:top w:w="0" w:type="dxa"/>
-              <w:bottom w:w="0" w:type="dxa"/>
-              <w:left w:w="0" w:type="dxa"/>
-              <w:right w:w="0" w:type="dxa"/>
-            </w:tcMar>
-            <w:vAlign w:val="top"/>
-          </w:tcPr>
-          <w:p>
-            <w:pPr>
-              <w:pStyle w:val="Normal"/>
-              <w:jc w:val="center"/>
-              <w:pBdr>
-                <w:bottom w:val="none" w:sz="0" w:space="0" w:color="000000"/>
-                <w:top w:val="none" w:sz="0" w:space="0" w:color="000000"/>
-                <w:left w:val="none" w:sz="0" w:space="0" w:color="000000"/>
-                <w:right w:val="none" w:sz="0" w:space="0" w:color="000000"/>
-              </w:pBdr>
-              <w:spacing w:after="100" w:before="100" w:line="240"/>
-              <w:ind w:left="100" w:right="100" w:firstLine="0" w:firstLineChars="0"/>
-              <w:rPr>
-                <w:rFonts w:ascii="Helvetica" w:hAnsi="Helvetica" w:eastAsia="Helvetica" w:cs="Helvetica"/>
-                <w:i w:val="false"/>
-                <w:b w:val="false"/>
-                <w:u w:val="none"/>
-                <w:sz w:val="22"/>
-                <w:szCs w:val="22"/>
-                <w:color w:val="000000"/>
-              </w:rPr>
-            </w:pPr>
-            <w:r>
-              <w:rPr>
-                <w:rFonts w:ascii="Helvetica" w:hAnsi="Helvetica" w:eastAsia="Helvetica" w:cs="Helvetica"/>
-                <w:i w:val="false"/>
-                <w:b w:val="false"/>
-                <w:u w:val="none"/>
-                <w:sz w:val="22"/>
-                <w:szCs w:val="22"/>
-                <w:color w:val="000000"/>
-              </w:rPr>
-              <w:t xml:space="preserve">1.12, 18.0</w:t>
+              <w:t xml:space="preserve">4.50</w:t>
+            </w:r>
+          </w:p>
+        </w:tc>
+        <w:tc>
+          <w:tcPr>
+            <w:tcBorders>
+              <w:bottom w:val="none" w:sz="0" w:space="0" w:color="000000"/>
+              <w:top w:val="none" w:sz="0" w:space="0" w:color="000000"/>
+              <w:left w:val="none" w:sz="0" w:space="0" w:color="000000"/>
+              <w:right w:val="none" w:sz="0" w:space="0" w:color="000000"/>
+            </w:tcBorders>
+            <w:shd w:val="clear" w:color="auto" w:fill="FFFFFF"/>
+            <w:tcMar>
+              <w:top w:w="0" w:type="dxa"/>
+              <w:bottom w:w="0" w:type="dxa"/>
+              <w:left w:w="0" w:type="dxa"/>
+              <w:right w:w="0" w:type="dxa"/>
+            </w:tcMar>
+            <w:vAlign w:val="top"/>
+          </w:tcPr>
+          <w:p>
+            <w:pPr>
+              <w:pStyle w:val="Normal"/>
+              <w:jc w:val="center"/>
+              <w:pBdr>
+                <w:bottom w:val="none" w:sz="0" w:space="0" w:color="000000"/>
+                <w:top w:val="none" w:sz="0" w:space="0" w:color="000000"/>
+                <w:left w:val="none" w:sz="0" w:space="0" w:color="000000"/>
+                <w:right w:val="none" w:sz="0" w:space="0" w:color="000000"/>
+              </w:pBdr>
+              <w:spacing w:after="100" w:before="100" w:line="240"/>
+              <w:ind w:left="100" w:right="100" w:firstLine="0" w:firstLineChars="0"/>
+              <w:rPr>
+                <w:rFonts w:ascii="Helvetica" w:hAnsi="Helvetica" w:eastAsia="Helvetica" w:cs="Helvetica"/>
+                <w:i w:val="false"/>
+                <w:b w:val="false"/>
+                <w:u w:val="none"/>
+                <w:sz w:val="22"/>
+                <w:szCs w:val="22"/>
+                <w:color w:val="000000"/>
+              </w:rPr>
+            </w:pPr>
+            <w:r>
+              <w:rPr>
+                <w:rFonts w:ascii="Helvetica" w:hAnsi="Helvetica" w:eastAsia="Helvetica" w:cs="Helvetica"/>
+                <w:i w:val="false"/>
+                <w:b w:val="false"/>
+                <w:u w:val="none"/>
+                <w:sz w:val="22"/>
+                <w:szCs w:val="22"/>
+                <w:color w:val="000000"/>
+              </w:rPr>
+              <w:t xml:space="preserve">1.12, 18.1</w:t>
             </w:r>
           </w:p>
         </w:tc>
@@ -3624,7 +3624,7 @@
                 <w:szCs w:val="22"/>
                 <w:color w:val="000000"/>
               </w:rPr>
-              <w:t xml:space="preserve">0.440</w:t>
+              <w:t xml:space="preserve">0.430</w:t>
             </w:r>
           </w:p>
         </w:tc>
@@ -4967,113 +4967,113 @@
                 <w:szCs w:val="22"/>
                 <w:color w:val="000000"/>
               </w:rPr>
-              <w:t xml:space="preserve">1.37</w:t>
-            </w:r>
-          </w:p>
-        </w:tc>
-        <w:tc>
-          <w:tcPr>
-            <w:tcBorders>
-              <w:bottom w:val="none" w:sz="0" w:space="0" w:color="000000"/>
-              <w:top w:val="none" w:sz="0" w:space="0" w:color="000000"/>
-              <w:left w:val="none" w:sz="0" w:space="0" w:color="000000"/>
-              <w:right w:val="none" w:sz="0" w:space="0" w:color="000000"/>
-            </w:tcBorders>
-            <w:shd w:val="clear" w:color="auto" w:fill="FFFFFF"/>
-            <w:tcMar>
-              <w:top w:w="0" w:type="dxa"/>
-              <w:bottom w:w="0" w:type="dxa"/>
-              <w:left w:w="0" w:type="dxa"/>
-              <w:right w:w="0" w:type="dxa"/>
-            </w:tcMar>
-            <w:vAlign w:val="top"/>
-          </w:tcPr>
-          <w:p>
-            <w:pPr>
-              <w:pStyle w:val="Normal"/>
-              <w:jc w:val="center"/>
-              <w:pBdr>
-                <w:bottom w:val="none" w:sz="0" w:space="0" w:color="000000"/>
-                <w:top w:val="none" w:sz="0" w:space="0" w:color="000000"/>
-                <w:left w:val="none" w:sz="0" w:space="0" w:color="000000"/>
-                <w:right w:val="none" w:sz="0" w:space="0" w:color="000000"/>
-              </w:pBdr>
-              <w:spacing w:after="100" w:before="100" w:line="240"/>
-              <w:ind w:left="100" w:right="100" w:firstLine="0" w:firstLineChars="0"/>
-              <w:rPr>
-                <w:rFonts w:ascii="Helvetica" w:hAnsi="Helvetica" w:eastAsia="Helvetica" w:cs="Helvetica"/>
-                <w:i w:val="false"/>
-                <w:b w:val="false"/>
-                <w:u w:val="none"/>
-                <w:sz w:val="22"/>
-                <w:szCs w:val="22"/>
-                <w:color w:val="000000"/>
-              </w:rPr>
-            </w:pPr>
-            <w:r>
-              <w:rPr>
-                <w:rFonts w:ascii="Helvetica" w:hAnsi="Helvetica" w:eastAsia="Helvetica" w:cs="Helvetica"/>
-                <w:i w:val="false"/>
-                <w:b w:val="false"/>
-                <w:u w:val="none"/>
-                <w:sz w:val="22"/>
-                <w:szCs w:val="22"/>
-                <w:color w:val="000000"/>
-              </w:rPr>
-              <w:t xml:space="preserve">0.62, 3.05</w:t>
-            </w:r>
-          </w:p>
-        </w:tc>
-        <w:tc>
-          <w:tcPr>
-            <w:tcBorders>
-              <w:bottom w:val="none" w:sz="0" w:space="0" w:color="000000"/>
-              <w:top w:val="none" w:sz="0" w:space="0" w:color="000000"/>
-              <w:left w:val="none" w:sz="0" w:space="0" w:color="000000"/>
-              <w:right w:val="none" w:sz="0" w:space="0" w:color="000000"/>
-            </w:tcBorders>
-            <w:shd w:val="clear" w:color="auto" w:fill="FFFFFF"/>
-            <w:tcMar>
-              <w:top w:w="0" w:type="dxa"/>
-              <w:bottom w:w="0" w:type="dxa"/>
-              <w:left w:w="0" w:type="dxa"/>
-              <w:right w:w="0" w:type="dxa"/>
-            </w:tcMar>
-            <w:vAlign w:val="top"/>
-          </w:tcPr>
-          <w:p>
-            <w:pPr>
-              <w:pStyle w:val="Normal"/>
-              <w:jc w:val="center"/>
-              <w:pBdr>
-                <w:bottom w:val="none" w:sz="0" w:space="0" w:color="000000"/>
-                <w:top w:val="none" w:sz="0" w:space="0" w:color="000000"/>
-                <w:left w:val="none" w:sz="0" w:space="0" w:color="000000"/>
-                <w:right w:val="none" w:sz="0" w:space="0" w:color="000000"/>
-              </w:pBdr>
-              <w:spacing w:after="100" w:before="100" w:line="240"/>
-              <w:ind w:left="100" w:right="100" w:firstLine="0" w:firstLineChars="0"/>
-              <w:rPr>
-                <w:rFonts w:ascii="Helvetica" w:hAnsi="Helvetica" w:eastAsia="Helvetica" w:cs="Helvetica"/>
-                <w:i w:val="false"/>
-                <w:b w:val="false"/>
-                <w:u w:val="none"/>
-                <w:sz w:val="22"/>
-                <w:szCs w:val="22"/>
-                <w:color w:val="000000"/>
-              </w:rPr>
-            </w:pPr>
-            <w:r>
-              <w:rPr>
-                <w:rFonts w:ascii="Helvetica" w:hAnsi="Helvetica" w:eastAsia="Helvetica" w:cs="Helvetica"/>
-                <w:i w:val="false"/>
-                <w:b w:val="false"/>
-                <w:u w:val="none"/>
-                <w:sz w:val="22"/>
-                <w:szCs w:val="22"/>
-                <w:color w:val="000000"/>
-              </w:rPr>
-              <w:t xml:space="preserve">0.440</w:t>
+              <w:t xml:space="preserve">1.38</w:t>
+            </w:r>
+          </w:p>
+        </w:tc>
+        <w:tc>
+          <w:tcPr>
+            <w:tcBorders>
+              <w:bottom w:val="none" w:sz="0" w:space="0" w:color="000000"/>
+              <w:top w:val="none" w:sz="0" w:space="0" w:color="000000"/>
+              <w:left w:val="none" w:sz="0" w:space="0" w:color="000000"/>
+              <w:right w:val="none" w:sz="0" w:space="0" w:color="000000"/>
+            </w:tcBorders>
+            <w:shd w:val="clear" w:color="auto" w:fill="FFFFFF"/>
+            <w:tcMar>
+              <w:top w:w="0" w:type="dxa"/>
+              <w:bottom w:w="0" w:type="dxa"/>
+              <w:left w:w="0" w:type="dxa"/>
+              <w:right w:w="0" w:type="dxa"/>
+            </w:tcMar>
+            <w:vAlign w:val="top"/>
+          </w:tcPr>
+          <w:p>
+            <w:pPr>
+              <w:pStyle w:val="Normal"/>
+              <w:jc w:val="center"/>
+              <w:pBdr>
+                <w:bottom w:val="none" w:sz="0" w:space="0" w:color="000000"/>
+                <w:top w:val="none" w:sz="0" w:space="0" w:color="000000"/>
+                <w:left w:val="none" w:sz="0" w:space="0" w:color="000000"/>
+                <w:right w:val="none" w:sz="0" w:space="0" w:color="000000"/>
+              </w:pBdr>
+              <w:spacing w:after="100" w:before="100" w:line="240"/>
+              <w:ind w:left="100" w:right="100" w:firstLine="0" w:firstLineChars="0"/>
+              <w:rPr>
+                <w:rFonts w:ascii="Helvetica" w:hAnsi="Helvetica" w:eastAsia="Helvetica" w:cs="Helvetica"/>
+                <w:i w:val="false"/>
+                <w:b w:val="false"/>
+                <w:u w:val="none"/>
+                <w:sz w:val="22"/>
+                <w:szCs w:val="22"/>
+                <w:color w:val="000000"/>
+              </w:rPr>
+            </w:pPr>
+            <w:r>
+              <w:rPr>
+                <w:rFonts w:ascii="Helvetica" w:hAnsi="Helvetica" w:eastAsia="Helvetica" w:cs="Helvetica"/>
+                <w:i w:val="false"/>
+                <w:b w:val="false"/>
+                <w:u w:val="none"/>
+                <w:sz w:val="22"/>
+                <w:szCs w:val="22"/>
+                <w:color w:val="000000"/>
+              </w:rPr>
+              <w:t xml:space="preserve">0.62, 3.06</w:t>
+            </w:r>
+          </w:p>
+        </w:tc>
+        <w:tc>
+          <w:tcPr>
+            <w:tcBorders>
+              <w:bottom w:val="none" w:sz="0" w:space="0" w:color="000000"/>
+              <w:top w:val="none" w:sz="0" w:space="0" w:color="000000"/>
+              <w:left w:val="none" w:sz="0" w:space="0" w:color="000000"/>
+              <w:right w:val="none" w:sz="0" w:space="0" w:color="000000"/>
+            </w:tcBorders>
+            <w:shd w:val="clear" w:color="auto" w:fill="FFFFFF"/>
+            <w:tcMar>
+              <w:top w:w="0" w:type="dxa"/>
+              <w:bottom w:w="0" w:type="dxa"/>
+              <w:left w:w="0" w:type="dxa"/>
+              <w:right w:w="0" w:type="dxa"/>
+            </w:tcMar>
+            <w:vAlign w:val="top"/>
+          </w:tcPr>
+          <w:p>
+            <w:pPr>
+              <w:pStyle w:val="Normal"/>
+              <w:jc w:val="center"/>
+              <w:pBdr>
+                <w:bottom w:val="none" w:sz="0" w:space="0" w:color="000000"/>
+                <w:top w:val="none" w:sz="0" w:space="0" w:color="000000"/>
+                <w:left w:val="none" w:sz="0" w:space="0" w:color="000000"/>
+                <w:right w:val="none" w:sz="0" w:space="0" w:color="000000"/>
+              </w:pBdr>
+              <w:spacing w:after="100" w:before="100" w:line="240"/>
+              <w:ind w:left="100" w:right="100" w:firstLine="0" w:firstLineChars="0"/>
+              <w:rPr>
+                <w:rFonts w:ascii="Helvetica" w:hAnsi="Helvetica" w:eastAsia="Helvetica" w:cs="Helvetica"/>
+                <w:i w:val="false"/>
+                <w:b w:val="false"/>
+                <w:u w:val="none"/>
+                <w:sz w:val="22"/>
+                <w:szCs w:val="22"/>
+                <w:color w:val="000000"/>
+              </w:rPr>
+            </w:pPr>
+            <w:r>
+              <w:rPr>
+                <w:rFonts w:ascii="Helvetica" w:hAnsi="Helvetica" w:eastAsia="Helvetica" w:cs="Helvetica"/>
+                <w:i w:val="false"/>
+                <w:b w:val="false"/>
+                <w:u w:val="none"/>
+                <w:sz w:val="22"/>
+                <w:szCs w:val="22"/>
+                <w:color w:val="000000"/>
+              </w:rPr>
+              <w:t xml:space="preserve">0.430</w:t>
             </w:r>
           </w:p>
         </w:tc>
@@ -6469,7 +6469,7 @@
                 <w:szCs w:val="22"/>
                 <w:color w:val="000000"/>
               </w:rPr>
-              <w:t xml:space="preserve">0.42, 20.9</w:t>
+              <w:t xml:space="preserve">0.41, 20.9</w:t>
             </w:r>
           </w:p>
         </w:tc>
@@ -6899,7 +6899,7 @@
                 <w:szCs w:val="22"/>
                 <w:color w:val="000000"/>
               </w:rPr>
-              <w:t xml:space="preserve">2.28</w:t>
+              <w:t xml:space="preserve">2.29</w:t>
             </w:r>
           </w:p>
         </w:tc>
@@ -7488,7 +7488,7 @@
                 <w:szCs w:val="22"/>
                 <w:color w:val="000000"/>
               </w:rPr>
-              <w:t xml:space="preserve">0.630</w:t>
+              <w:t xml:space="preserve">0.620</w:t>
             </w:r>
           </w:p>
         </w:tc>
@@ -7918,7 +7918,7 @@
                 <w:szCs w:val="22"/>
                 <w:color w:val="000000"/>
               </w:rPr>
-              <w:t xml:space="preserve">0.77, 42.6</w:t>
+              <w:t xml:space="preserve">0.77, 42.7</w:t>
             </w:r>
           </w:p>
         </w:tc>
@@ -8884,7 +8884,7 @@
                 <w:szCs w:val="22"/>
                 <w:color w:val="000000"/>
               </w:rPr>
-              <w:t xml:space="preserve">0.48, 10.4</w:t>
+              <w:t xml:space="preserve">0.48, 10.5</w:t>
             </w:r>
           </w:p>
         </w:tc>
@@ -10333,60 +10333,60 @@
                 <w:szCs w:val="22"/>
                 <w:color w:val="000000"/>
               </w:rPr>
-              <w:t xml:space="preserve">0.52, 7.24</w:t>
-            </w:r>
-          </w:p>
-        </w:tc>
-        <w:tc>
-          <w:tcPr>
-            <w:tcBorders>
-              <w:bottom w:val="none" w:sz="0" w:space="0" w:color="000000"/>
-              <w:top w:val="none" w:sz="0" w:space="0" w:color="000000"/>
-              <w:left w:val="none" w:sz="0" w:space="0" w:color="000000"/>
-              <w:right w:val="none" w:sz="0" w:space="0" w:color="000000"/>
-            </w:tcBorders>
-            <w:shd w:val="clear" w:color="auto" w:fill="FFFFFF"/>
-            <w:tcMar>
-              <w:top w:w="0" w:type="dxa"/>
-              <w:bottom w:w="0" w:type="dxa"/>
-              <w:left w:w="0" w:type="dxa"/>
-              <w:right w:w="0" w:type="dxa"/>
-            </w:tcMar>
-            <w:vAlign w:val="top"/>
-          </w:tcPr>
-          <w:p>
-            <w:pPr>
-              <w:pStyle w:val="Normal"/>
-              <w:jc w:val="center"/>
-              <w:pBdr>
-                <w:bottom w:val="none" w:sz="0" w:space="0" w:color="000000"/>
-                <w:top w:val="none" w:sz="0" w:space="0" w:color="000000"/>
-                <w:left w:val="none" w:sz="0" w:space="0" w:color="000000"/>
-                <w:right w:val="none" w:sz="0" w:space="0" w:color="000000"/>
-              </w:pBdr>
-              <w:spacing w:after="100" w:before="100" w:line="240"/>
-              <w:ind w:left="100" w:right="100" w:firstLine="0" w:firstLineChars="0"/>
-              <w:rPr>
-                <w:rFonts w:ascii="Helvetica" w:hAnsi="Helvetica" w:eastAsia="Helvetica" w:cs="Helvetica"/>
-                <w:i w:val="false"/>
-                <w:b w:val="false"/>
-                <w:u w:val="none"/>
-                <w:sz w:val="22"/>
-                <w:szCs w:val="22"/>
-                <w:color w:val="000000"/>
-              </w:rPr>
-            </w:pPr>
-            <w:r>
-              <w:rPr>
-                <w:rFonts w:ascii="Helvetica" w:hAnsi="Helvetica" w:eastAsia="Helvetica" w:cs="Helvetica"/>
-                <w:i w:val="false"/>
-                <w:b w:val="false"/>
-                <w:u w:val="none"/>
-                <w:sz w:val="22"/>
-                <w:szCs w:val="22"/>
-                <w:color w:val="000000"/>
-              </w:rPr>
-              <w:t xml:space="preserve">0.330</w:t>
+              <w:t xml:space="preserve">0.52, 7.25</w:t>
+            </w:r>
+          </w:p>
+        </w:tc>
+        <w:tc>
+          <w:tcPr>
+            <w:tcBorders>
+              <w:bottom w:val="none" w:sz="0" w:space="0" w:color="000000"/>
+              <w:top w:val="none" w:sz="0" w:space="0" w:color="000000"/>
+              <w:left w:val="none" w:sz="0" w:space="0" w:color="000000"/>
+              <w:right w:val="none" w:sz="0" w:space="0" w:color="000000"/>
+            </w:tcBorders>
+            <w:shd w:val="clear" w:color="auto" w:fill="FFFFFF"/>
+            <w:tcMar>
+              <w:top w:w="0" w:type="dxa"/>
+              <w:bottom w:w="0" w:type="dxa"/>
+              <w:left w:w="0" w:type="dxa"/>
+              <w:right w:w="0" w:type="dxa"/>
+            </w:tcMar>
+            <w:vAlign w:val="top"/>
+          </w:tcPr>
+          <w:p>
+            <w:pPr>
+              <w:pStyle w:val="Normal"/>
+              <w:jc w:val="center"/>
+              <w:pBdr>
+                <w:bottom w:val="none" w:sz="0" w:space="0" w:color="000000"/>
+                <w:top w:val="none" w:sz="0" w:space="0" w:color="000000"/>
+                <w:left w:val="none" w:sz="0" w:space="0" w:color="000000"/>
+                <w:right w:val="none" w:sz="0" w:space="0" w:color="000000"/>
+              </w:pBdr>
+              <w:spacing w:after="100" w:before="100" w:line="240"/>
+              <w:ind w:left="100" w:right="100" w:firstLine="0" w:firstLineChars="0"/>
+              <w:rPr>
+                <w:rFonts w:ascii="Helvetica" w:hAnsi="Helvetica" w:eastAsia="Helvetica" w:cs="Helvetica"/>
+                <w:i w:val="false"/>
+                <w:b w:val="false"/>
+                <w:u w:val="none"/>
+                <w:sz w:val="22"/>
+                <w:szCs w:val="22"/>
+                <w:color w:val="000000"/>
+              </w:rPr>
+            </w:pPr>
+            <w:r>
+              <w:rPr>
+                <w:rFonts w:ascii="Helvetica" w:hAnsi="Helvetica" w:eastAsia="Helvetica" w:cs="Helvetica"/>
+                <w:i w:val="false"/>
+                <w:b w:val="false"/>
+                <w:u w:val="none"/>
+                <w:sz w:val="22"/>
+                <w:szCs w:val="22"/>
+                <w:color w:val="000000"/>
+              </w:rPr>
+              <w:t xml:space="preserve">0.320</w:t>
             </w:r>
           </w:p>
         </w:tc>
@@ -12801,7 +12801,7 @@
                 <w:szCs w:val="22"/>
                 <w:color w:val="000000"/>
               </w:rPr>
-              <w:t xml:space="preserve">0.570</w:t>
+              <w:t xml:space="preserve">0.560</w:t>
             </w:r>
           </w:p>
         </w:tc>
@@ -13178,113 +13178,113 @@
                 <w:szCs w:val="22"/>
                 <w:color w:val="000000"/>
               </w:rPr>
-              <w:t xml:space="preserve">0.18</w:t>
-            </w:r>
-          </w:p>
-        </w:tc>
-        <w:tc>
-          <w:tcPr>
-            <w:tcBorders>
-              <w:bottom w:val="none" w:sz="0" w:space="0" w:color="000000"/>
-              <w:top w:val="none" w:sz="0" w:space="0" w:color="000000"/>
-              <w:left w:val="none" w:sz="0" w:space="0" w:color="000000"/>
-              <w:right w:val="none" w:sz="0" w:space="0" w:color="000000"/>
-            </w:tcBorders>
-            <w:shd w:val="clear" w:color="auto" w:fill="FFFFFF"/>
-            <w:tcMar>
-              <w:top w:w="0" w:type="dxa"/>
-              <w:bottom w:w="0" w:type="dxa"/>
-              <w:left w:w="0" w:type="dxa"/>
-              <w:right w:w="0" w:type="dxa"/>
-            </w:tcMar>
-            <w:vAlign w:val="top"/>
-          </w:tcPr>
-          <w:p>
-            <w:pPr>
-              <w:pStyle w:val="Normal"/>
-              <w:jc w:val="center"/>
-              <w:pBdr>
-                <w:bottom w:val="none" w:sz="0" w:space="0" w:color="000000"/>
-                <w:top w:val="none" w:sz="0" w:space="0" w:color="000000"/>
-                <w:left w:val="none" w:sz="0" w:space="0" w:color="000000"/>
-                <w:right w:val="none" w:sz="0" w:space="0" w:color="000000"/>
-              </w:pBdr>
-              <w:spacing w:after="100" w:before="100" w:line="240"/>
-              <w:ind w:left="100" w:right="100" w:firstLine="0" w:firstLineChars="0"/>
-              <w:rPr>
-                <w:rFonts w:ascii="Helvetica" w:hAnsi="Helvetica" w:eastAsia="Helvetica" w:cs="Helvetica"/>
-                <w:i w:val="false"/>
-                <w:b w:val="false"/>
-                <w:u w:val="none"/>
-                <w:sz w:val="22"/>
-                <w:szCs w:val="22"/>
-                <w:color w:val="000000"/>
-              </w:rPr>
-            </w:pPr>
-            <w:r>
-              <w:rPr>
-                <w:rFonts w:ascii="Helvetica" w:hAnsi="Helvetica" w:eastAsia="Helvetica" w:cs="Helvetica"/>
-                <w:i w:val="false"/>
-                <w:b w:val="false"/>
-                <w:u w:val="none"/>
-                <w:sz w:val="22"/>
-                <w:szCs w:val="22"/>
-                <w:color w:val="000000"/>
-              </w:rPr>
-              <w:t xml:space="preserve">0.03, 0.99</w:t>
-            </w:r>
-          </w:p>
-        </w:tc>
-        <w:tc>
-          <w:tcPr>
-            <w:tcBorders>
-              <w:bottom w:val="none" w:sz="0" w:space="0" w:color="000000"/>
-              <w:top w:val="none" w:sz="0" w:space="0" w:color="000000"/>
-              <w:left w:val="none" w:sz="0" w:space="0" w:color="000000"/>
-              <w:right w:val="none" w:sz="0" w:space="0" w:color="000000"/>
-            </w:tcBorders>
-            <w:shd w:val="clear" w:color="auto" w:fill="FFFFFF"/>
-            <w:tcMar>
-              <w:top w:w="0" w:type="dxa"/>
-              <w:bottom w:w="0" w:type="dxa"/>
-              <w:left w:w="0" w:type="dxa"/>
-              <w:right w:w="0" w:type="dxa"/>
-            </w:tcMar>
-            <w:vAlign w:val="top"/>
-          </w:tcPr>
-          <w:p>
-            <w:pPr>
-              <w:pStyle w:val="Normal"/>
-              <w:jc w:val="center"/>
-              <w:pBdr>
-                <w:bottom w:val="none" w:sz="0" w:space="0" w:color="000000"/>
-                <w:top w:val="none" w:sz="0" w:space="0" w:color="000000"/>
-                <w:left w:val="none" w:sz="0" w:space="0" w:color="000000"/>
-                <w:right w:val="none" w:sz="0" w:space="0" w:color="000000"/>
-              </w:pBdr>
-              <w:spacing w:after="100" w:before="100" w:line="240"/>
-              <w:ind w:left="100" w:right="100" w:firstLine="0" w:firstLineChars="0"/>
-              <w:rPr>
-                <w:rFonts w:ascii="Helvetica" w:hAnsi="Helvetica" w:eastAsia="Helvetica" w:cs="Helvetica"/>
-                <w:i w:val="false"/>
-                <w:b w:val="false"/>
-                <w:u w:val="none"/>
-                <w:sz w:val="22"/>
-                <w:szCs w:val="22"/>
-                <w:color w:val="000000"/>
-              </w:rPr>
-            </w:pPr>
-            <w:r>
-              <w:rPr>
-                <w:rFonts w:ascii="Helvetica" w:hAnsi="Helvetica" w:eastAsia="Helvetica" w:cs="Helvetica"/>
-                <w:i w:val="false"/>
-                <w:b w:val="false"/>
-                <w:u w:val="none"/>
-                <w:sz w:val="22"/>
-                <w:szCs w:val="22"/>
-                <w:color w:val="000000"/>
-              </w:rPr>
-              <w:t xml:space="preserve">0.049</w:t>
+              <w:t xml:space="preserve">0.17</w:t>
+            </w:r>
+          </w:p>
+        </w:tc>
+        <w:tc>
+          <w:tcPr>
+            <w:tcBorders>
+              <w:bottom w:val="none" w:sz="0" w:space="0" w:color="000000"/>
+              <w:top w:val="none" w:sz="0" w:space="0" w:color="000000"/>
+              <w:left w:val="none" w:sz="0" w:space="0" w:color="000000"/>
+              <w:right w:val="none" w:sz="0" w:space="0" w:color="000000"/>
+            </w:tcBorders>
+            <w:shd w:val="clear" w:color="auto" w:fill="FFFFFF"/>
+            <w:tcMar>
+              <w:top w:w="0" w:type="dxa"/>
+              <w:bottom w:w="0" w:type="dxa"/>
+              <w:left w:w="0" w:type="dxa"/>
+              <w:right w:w="0" w:type="dxa"/>
+            </w:tcMar>
+            <w:vAlign w:val="top"/>
+          </w:tcPr>
+          <w:p>
+            <w:pPr>
+              <w:pStyle w:val="Normal"/>
+              <w:jc w:val="center"/>
+              <w:pBdr>
+                <w:bottom w:val="none" w:sz="0" w:space="0" w:color="000000"/>
+                <w:top w:val="none" w:sz="0" w:space="0" w:color="000000"/>
+                <w:left w:val="none" w:sz="0" w:space="0" w:color="000000"/>
+                <w:right w:val="none" w:sz="0" w:space="0" w:color="000000"/>
+              </w:pBdr>
+              <w:spacing w:after="100" w:before="100" w:line="240"/>
+              <w:ind w:left="100" w:right="100" w:firstLine="0" w:firstLineChars="0"/>
+              <w:rPr>
+                <w:rFonts w:ascii="Helvetica" w:hAnsi="Helvetica" w:eastAsia="Helvetica" w:cs="Helvetica"/>
+                <w:i w:val="false"/>
+                <w:b w:val="false"/>
+                <w:u w:val="none"/>
+                <w:sz w:val="22"/>
+                <w:szCs w:val="22"/>
+                <w:color w:val="000000"/>
+              </w:rPr>
+            </w:pPr>
+            <w:r>
+              <w:rPr>
+                <w:rFonts w:ascii="Helvetica" w:hAnsi="Helvetica" w:eastAsia="Helvetica" w:cs="Helvetica"/>
+                <w:i w:val="false"/>
+                <w:b w:val="false"/>
+                <w:u w:val="none"/>
+                <w:sz w:val="22"/>
+                <w:szCs w:val="22"/>
+                <w:color w:val="000000"/>
+              </w:rPr>
+              <w:t xml:space="preserve">0.03, 0.97</w:t>
+            </w:r>
+          </w:p>
+        </w:tc>
+        <w:tc>
+          <w:tcPr>
+            <w:tcBorders>
+              <w:bottom w:val="none" w:sz="0" w:space="0" w:color="000000"/>
+              <w:top w:val="none" w:sz="0" w:space="0" w:color="000000"/>
+              <w:left w:val="none" w:sz="0" w:space="0" w:color="000000"/>
+              <w:right w:val="none" w:sz="0" w:space="0" w:color="000000"/>
+            </w:tcBorders>
+            <w:shd w:val="clear" w:color="auto" w:fill="FFFFFF"/>
+            <w:tcMar>
+              <w:top w:w="0" w:type="dxa"/>
+              <w:bottom w:w="0" w:type="dxa"/>
+              <w:left w:w="0" w:type="dxa"/>
+              <w:right w:w="0" w:type="dxa"/>
+            </w:tcMar>
+            <w:vAlign w:val="top"/>
+          </w:tcPr>
+          <w:p>
+            <w:pPr>
+              <w:pStyle w:val="Normal"/>
+              <w:jc w:val="center"/>
+              <w:pBdr>
+                <w:bottom w:val="none" w:sz="0" w:space="0" w:color="000000"/>
+                <w:top w:val="none" w:sz="0" w:space="0" w:color="000000"/>
+                <w:left w:val="none" w:sz="0" w:space="0" w:color="000000"/>
+                <w:right w:val="none" w:sz="0" w:space="0" w:color="000000"/>
+              </w:pBdr>
+              <w:spacing w:after="100" w:before="100" w:line="240"/>
+              <w:ind w:left="100" w:right="100" w:firstLine="0" w:firstLineChars="0"/>
+              <w:rPr>
+                <w:rFonts w:ascii="Helvetica" w:hAnsi="Helvetica" w:eastAsia="Helvetica" w:cs="Helvetica"/>
+                <w:i w:val="false"/>
+                <w:b w:val="false"/>
+                <w:u w:val="none"/>
+                <w:sz w:val="22"/>
+                <w:szCs w:val="22"/>
+                <w:color w:val="000000"/>
+              </w:rPr>
+            </w:pPr>
+            <w:r>
+              <w:rPr>
+                <w:rFonts w:ascii="Helvetica" w:hAnsi="Helvetica" w:eastAsia="Helvetica" w:cs="Helvetica"/>
+                <w:i w:val="false"/>
+                <w:b w:val="false"/>
+                <w:u w:val="none"/>
+                <w:sz w:val="22"/>
+                <w:szCs w:val="22"/>
+                <w:color w:val="000000"/>
+              </w:rPr>
+              <w:t xml:space="preserve">0.046</w:t>
             </w:r>
           </w:p>
         </w:tc>
@@ -13714,7 +13714,7 @@
                 <w:szCs w:val="22"/>
                 <w:color w:val="000000"/>
               </w:rPr>
-              <w:t xml:space="preserve">0.23, 3.47</w:t>
+              <w:t xml:space="preserve">0.23, 3.49</w:t>
             </w:r>
           </w:p>
         </w:tc>
@@ -14250,7 +14250,7 @@
                 <w:szCs w:val="22"/>
                 <w:color w:val="000000"/>
               </w:rPr>
-              <w:t xml:space="preserve">0.610</w:t>
+              <w:t xml:space="preserve">0.620</w:t>
             </w:r>
           </w:p>
         </w:tc>
@@ -14680,60 +14680,60 @@
                 <w:szCs w:val="22"/>
                 <w:color w:val="000000"/>
               </w:rPr>
-              <w:t xml:space="preserve">0.25, 1.66</w:t>
-            </w:r>
-          </w:p>
-        </w:tc>
-        <w:tc>
-          <w:tcPr>
-            <w:tcBorders>
-              <w:bottom w:val="none" w:sz="0" w:space="0" w:color="000000"/>
-              <w:top w:val="none" w:sz="0" w:space="0" w:color="000000"/>
-              <w:left w:val="none" w:sz="0" w:space="0" w:color="000000"/>
-              <w:right w:val="none" w:sz="0" w:space="0" w:color="000000"/>
-            </w:tcBorders>
-            <w:shd w:val="clear" w:color="auto" w:fill="FFFFFF"/>
-            <w:tcMar>
-              <w:top w:w="0" w:type="dxa"/>
-              <w:bottom w:w="0" w:type="dxa"/>
-              <w:left w:w="0" w:type="dxa"/>
-              <w:right w:w="0" w:type="dxa"/>
-            </w:tcMar>
-            <w:vAlign w:val="top"/>
-          </w:tcPr>
-          <w:p>
-            <w:pPr>
-              <w:pStyle w:val="Normal"/>
-              <w:jc w:val="center"/>
-              <w:pBdr>
-                <w:bottom w:val="none" w:sz="0" w:space="0" w:color="000000"/>
-                <w:top w:val="none" w:sz="0" w:space="0" w:color="000000"/>
-                <w:left w:val="none" w:sz="0" w:space="0" w:color="000000"/>
-                <w:right w:val="none" w:sz="0" w:space="0" w:color="000000"/>
-              </w:pBdr>
-              <w:spacing w:after="100" w:before="100" w:line="240"/>
-              <w:ind w:left="100" w:right="100" w:firstLine="0" w:firstLineChars="0"/>
-              <w:rPr>
-                <w:rFonts w:ascii="Helvetica" w:hAnsi="Helvetica" w:eastAsia="Helvetica" w:cs="Helvetica"/>
-                <w:i w:val="false"/>
-                <w:b w:val="false"/>
-                <w:u w:val="none"/>
-                <w:sz w:val="22"/>
-                <w:szCs w:val="22"/>
-                <w:color w:val="000000"/>
-              </w:rPr>
-            </w:pPr>
-            <w:r>
-              <w:rPr>
-                <w:rFonts w:ascii="Helvetica" w:hAnsi="Helvetica" w:eastAsia="Helvetica" w:cs="Helvetica"/>
-                <w:i w:val="false"/>
-                <w:b w:val="false"/>
-                <w:u w:val="none"/>
-                <w:sz w:val="22"/>
-                <w:szCs w:val="22"/>
-                <w:color w:val="000000"/>
-              </w:rPr>
-              <w:t xml:space="preserve">0.360</w:t>
+              <w:t xml:space="preserve">0.25, 1.64</w:t>
+            </w:r>
+          </w:p>
+        </w:tc>
+        <w:tc>
+          <w:tcPr>
+            <w:tcBorders>
+              <w:bottom w:val="none" w:sz="0" w:space="0" w:color="000000"/>
+              <w:top w:val="none" w:sz="0" w:space="0" w:color="000000"/>
+              <w:left w:val="none" w:sz="0" w:space="0" w:color="000000"/>
+              <w:right w:val="none" w:sz="0" w:space="0" w:color="000000"/>
+            </w:tcBorders>
+            <w:shd w:val="clear" w:color="auto" w:fill="FFFFFF"/>
+            <w:tcMar>
+              <w:top w:w="0" w:type="dxa"/>
+              <w:bottom w:w="0" w:type="dxa"/>
+              <w:left w:w="0" w:type="dxa"/>
+              <w:right w:w="0" w:type="dxa"/>
+            </w:tcMar>
+            <w:vAlign w:val="top"/>
+          </w:tcPr>
+          <w:p>
+            <w:pPr>
+              <w:pStyle w:val="Normal"/>
+              <w:jc w:val="center"/>
+              <w:pBdr>
+                <w:bottom w:val="none" w:sz="0" w:space="0" w:color="000000"/>
+                <w:top w:val="none" w:sz="0" w:space="0" w:color="000000"/>
+                <w:left w:val="none" w:sz="0" w:space="0" w:color="000000"/>
+                <w:right w:val="none" w:sz="0" w:space="0" w:color="000000"/>
+              </w:pBdr>
+              <w:spacing w:after="100" w:before="100" w:line="240"/>
+              <w:ind w:left="100" w:right="100" w:firstLine="0" w:firstLineChars="0"/>
+              <w:rPr>
+                <w:rFonts w:ascii="Helvetica" w:hAnsi="Helvetica" w:eastAsia="Helvetica" w:cs="Helvetica"/>
+                <w:i w:val="false"/>
+                <w:b w:val="false"/>
+                <w:u w:val="none"/>
+                <w:sz w:val="22"/>
+                <w:szCs w:val="22"/>
+                <w:color w:val="000000"/>
+              </w:rPr>
+            </w:pPr>
+            <w:r>
+              <w:rPr>
+                <w:rFonts w:ascii="Helvetica" w:hAnsi="Helvetica" w:eastAsia="Helvetica" w:cs="Helvetica"/>
+                <w:i w:val="false"/>
+                <w:b w:val="false"/>
+                <w:u w:val="none"/>
+                <w:sz w:val="22"/>
+                <w:szCs w:val="22"/>
+                <w:color w:val="000000"/>
+              </w:rPr>
+              <w:t xml:space="preserve">0.350</w:t>
             </w:r>
           </w:p>
         </w:tc>
@@ -15163,60 +15163,60 @@
                 <w:szCs w:val="22"/>
                 <w:color w:val="000000"/>
               </w:rPr>
-              <w:t xml:space="preserve">0.03, 0.96</w:t>
-            </w:r>
-          </w:p>
-        </w:tc>
-        <w:tc>
-          <w:tcPr>
-            <w:tcBorders>
-              <w:bottom w:val="none" w:sz="0" w:space="0" w:color="000000"/>
-              <w:top w:val="none" w:sz="0" w:space="0" w:color="000000"/>
-              <w:left w:val="none" w:sz="0" w:space="0" w:color="000000"/>
-              <w:right w:val="none" w:sz="0" w:space="0" w:color="000000"/>
-            </w:tcBorders>
-            <w:shd w:val="clear" w:color="auto" w:fill="FFFFFF"/>
-            <w:tcMar>
-              <w:top w:w="0" w:type="dxa"/>
-              <w:bottom w:w="0" w:type="dxa"/>
-              <w:left w:w="0" w:type="dxa"/>
-              <w:right w:w="0" w:type="dxa"/>
-            </w:tcMar>
-            <w:vAlign w:val="top"/>
-          </w:tcPr>
-          <w:p>
-            <w:pPr>
-              <w:pStyle w:val="Normal"/>
-              <w:jc w:val="center"/>
-              <w:pBdr>
-                <w:bottom w:val="none" w:sz="0" w:space="0" w:color="000000"/>
-                <w:top w:val="none" w:sz="0" w:space="0" w:color="000000"/>
-                <w:left w:val="none" w:sz="0" w:space="0" w:color="000000"/>
-                <w:right w:val="none" w:sz="0" w:space="0" w:color="000000"/>
-              </w:pBdr>
-              <w:spacing w:after="100" w:before="100" w:line="240"/>
-              <w:ind w:left="100" w:right="100" w:firstLine="0" w:firstLineChars="0"/>
-              <w:rPr>
-                <w:rFonts w:ascii="Helvetica" w:hAnsi="Helvetica" w:eastAsia="Helvetica" w:cs="Helvetica"/>
-                <w:i w:val="false"/>
-                <w:b w:val="false"/>
-                <w:u w:val="none"/>
-                <w:sz w:val="22"/>
-                <w:szCs w:val="22"/>
-                <w:color w:val="000000"/>
-              </w:rPr>
-            </w:pPr>
-            <w:r>
-              <w:rPr>
-                <w:rFonts w:ascii="Helvetica" w:hAnsi="Helvetica" w:eastAsia="Helvetica" w:cs="Helvetica"/>
-                <w:i w:val="false"/>
-                <w:b w:val="false"/>
-                <w:u w:val="none"/>
-                <w:sz w:val="22"/>
-                <w:szCs w:val="22"/>
-                <w:color w:val="000000"/>
-              </w:rPr>
-              <w:t xml:space="preserve">0.045</w:t>
+              <w:t xml:space="preserve">0.03, 0.95</w:t>
+            </w:r>
+          </w:p>
+        </w:tc>
+        <w:tc>
+          <w:tcPr>
+            <w:tcBorders>
+              <w:bottom w:val="none" w:sz="0" w:space="0" w:color="000000"/>
+              <w:top w:val="none" w:sz="0" w:space="0" w:color="000000"/>
+              <w:left w:val="none" w:sz="0" w:space="0" w:color="000000"/>
+              <w:right w:val="none" w:sz="0" w:space="0" w:color="000000"/>
+            </w:tcBorders>
+            <w:shd w:val="clear" w:color="auto" w:fill="FFFFFF"/>
+            <w:tcMar>
+              <w:top w:w="0" w:type="dxa"/>
+              <w:bottom w:w="0" w:type="dxa"/>
+              <w:left w:w="0" w:type="dxa"/>
+              <w:right w:w="0" w:type="dxa"/>
+            </w:tcMar>
+            <w:vAlign w:val="top"/>
+          </w:tcPr>
+          <w:p>
+            <w:pPr>
+              <w:pStyle w:val="Normal"/>
+              <w:jc w:val="center"/>
+              <w:pBdr>
+                <w:bottom w:val="none" w:sz="0" w:space="0" w:color="000000"/>
+                <w:top w:val="none" w:sz="0" w:space="0" w:color="000000"/>
+                <w:left w:val="none" w:sz="0" w:space="0" w:color="000000"/>
+                <w:right w:val="none" w:sz="0" w:space="0" w:color="000000"/>
+              </w:pBdr>
+              <w:spacing w:after="100" w:before="100" w:line="240"/>
+              <w:ind w:left="100" w:right="100" w:firstLine="0" w:firstLineChars="0"/>
+              <w:rPr>
+                <w:rFonts w:ascii="Helvetica" w:hAnsi="Helvetica" w:eastAsia="Helvetica" w:cs="Helvetica"/>
+                <w:i w:val="false"/>
+                <w:b w:val="false"/>
+                <w:u w:val="none"/>
+                <w:sz w:val="22"/>
+                <w:szCs w:val="22"/>
+                <w:color w:val="000000"/>
+              </w:rPr>
+            </w:pPr>
+            <w:r>
+              <w:rPr>
+                <w:rFonts w:ascii="Helvetica" w:hAnsi="Helvetica" w:eastAsia="Helvetica" w:cs="Helvetica"/>
+                <w:i w:val="false"/>
+                <w:b w:val="false"/>
+                <w:u w:val="none"/>
+                <w:sz w:val="22"/>
+                <w:szCs w:val="22"/>
+                <w:color w:val="000000"/>
+              </w:rPr>
+              <w:t xml:space="preserve">0.044</w:t>
             </w:r>
           </w:p>
         </w:tc>
@@ -15593,113 +15593,113 @@
                 <w:szCs w:val="22"/>
                 <w:color w:val="000000"/>
               </w:rPr>
-              <w:t xml:space="preserve">2.74</w:t>
-            </w:r>
-          </w:p>
-        </w:tc>
-        <w:tc>
-          <w:tcPr>
-            <w:tcBorders>
-              <w:bottom w:val="none" w:sz="0" w:space="0" w:color="000000"/>
-              <w:top w:val="none" w:sz="0" w:space="0" w:color="000000"/>
-              <w:left w:val="none" w:sz="0" w:space="0" w:color="000000"/>
-              <w:right w:val="none" w:sz="0" w:space="0" w:color="000000"/>
-            </w:tcBorders>
-            <w:shd w:val="clear" w:color="auto" w:fill="FFFFFF"/>
-            <w:tcMar>
-              <w:top w:w="0" w:type="dxa"/>
-              <w:bottom w:w="0" w:type="dxa"/>
-              <w:left w:w="0" w:type="dxa"/>
-              <w:right w:w="0" w:type="dxa"/>
-            </w:tcMar>
-            <w:vAlign w:val="top"/>
-          </w:tcPr>
-          <w:p>
-            <w:pPr>
-              <w:pStyle w:val="Normal"/>
-              <w:jc w:val="center"/>
-              <w:pBdr>
-                <w:bottom w:val="none" w:sz="0" w:space="0" w:color="000000"/>
-                <w:top w:val="none" w:sz="0" w:space="0" w:color="000000"/>
-                <w:left w:val="none" w:sz="0" w:space="0" w:color="000000"/>
-                <w:right w:val="none" w:sz="0" w:space="0" w:color="000000"/>
-              </w:pBdr>
-              <w:spacing w:after="100" w:before="100" w:line="240"/>
-              <w:ind w:left="100" w:right="100" w:firstLine="0" w:firstLineChars="0"/>
-              <w:rPr>
-                <w:rFonts w:ascii="Helvetica" w:hAnsi="Helvetica" w:eastAsia="Helvetica" w:cs="Helvetica"/>
-                <w:i w:val="false"/>
-                <w:b w:val="false"/>
-                <w:u w:val="none"/>
-                <w:sz w:val="22"/>
-                <w:szCs w:val="22"/>
-                <w:color w:val="000000"/>
-              </w:rPr>
-            </w:pPr>
-            <w:r>
-              <w:rPr>
-                <w:rFonts w:ascii="Helvetica" w:hAnsi="Helvetica" w:eastAsia="Helvetica" w:cs="Helvetica"/>
-                <w:i w:val="false"/>
-                <w:b w:val="false"/>
-                <w:u w:val="none"/>
-                <w:sz w:val="22"/>
-                <w:szCs w:val="22"/>
-                <w:color w:val="000000"/>
-              </w:rPr>
-              <w:t xml:space="preserve">1.16, 6.45</w:t>
-            </w:r>
-          </w:p>
-        </w:tc>
-        <w:tc>
-          <w:tcPr>
-            <w:tcBorders>
-              <w:bottom w:val="none" w:sz="0" w:space="0" w:color="000000"/>
-              <w:top w:val="none" w:sz="0" w:space="0" w:color="000000"/>
-              <w:left w:val="none" w:sz="0" w:space="0" w:color="000000"/>
-              <w:right w:val="none" w:sz="0" w:space="0" w:color="000000"/>
-            </w:tcBorders>
-            <w:shd w:val="clear" w:color="auto" w:fill="FFFFFF"/>
-            <w:tcMar>
-              <w:top w:w="0" w:type="dxa"/>
-              <w:bottom w:w="0" w:type="dxa"/>
-              <w:left w:w="0" w:type="dxa"/>
-              <w:right w:w="0" w:type="dxa"/>
-            </w:tcMar>
-            <w:vAlign w:val="top"/>
-          </w:tcPr>
-          <w:p>
-            <w:pPr>
-              <w:pStyle w:val="Normal"/>
-              <w:jc w:val="center"/>
-              <w:pBdr>
-                <w:bottom w:val="none" w:sz="0" w:space="0" w:color="000000"/>
-                <w:top w:val="none" w:sz="0" w:space="0" w:color="000000"/>
-                <w:left w:val="none" w:sz="0" w:space="0" w:color="000000"/>
-                <w:right w:val="none" w:sz="0" w:space="0" w:color="000000"/>
-              </w:pBdr>
-              <w:spacing w:after="100" w:before="100" w:line="240"/>
-              <w:ind w:left="100" w:right="100" w:firstLine="0" w:firstLineChars="0"/>
-              <w:rPr>
-                <w:rFonts w:ascii="Helvetica" w:hAnsi="Helvetica" w:eastAsia="Helvetica" w:cs="Helvetica"/>
-                <w:i w:val="false"/>
-                <w:b w:val="false"/>
-                <w:u w:val="none"/>
-                <w:sz w:val="22"/>
-                <w:szCs w:val="22"/>
-                <w:color w:val="000000"/>
-              </w:rPr>
-            </w:pPr>
-            <w:r>
-              <w:rPr>
-                <w:rFonts w:ascii="Helvetica" w:hAnsi="Helvetica" w:eastAsia="Helvetica" w:cs="Helvetica"/>
-                <w:i w:val="false"/>
-                <w:b w:val="false"/>
-                <w:u w:val="none"/>
-                <w:sz w:val="22"/>
-                <w:szCs w:val="22"/>
-                <w:color w:val="000000"/>
-              </w:rPr>
-              <w:t xml:space="preserve">0.021</w:t>
+              <w:t xml:space="preserve">2.73</w:t>
+            </w:r>
+          </w:p>
+        </w:tc>
+        <w:tc>
+          <w:tcPr>
+            <w:tcBorders>
+              <w:bottom w:val="none" w:sz="0" w:space="0" w:color="000000"/>
+              <w:top w:val="none" w:sz="0" w:space="0" w:color="000000"/>
+              <w:left w:val="none" w:sz="0" w:space="0" w:color="000000"/>
+              <w:right w:val="none" w:sz="0" w:space="0" w:color="000000"/>
+            </w:tcBorders>
+            <w:shd w:val="clear" w:color="auto" w:fill="FFFFFF"/>
+            <w:tcMar>
+              <w:top w:w="0" w:type="dxa"/>
+              <w:bottom w:w="0" w:type="dxa"/>
+              <w:left w:w="0" w:type="dxa"/>
+              <w:right w:w="0" w:type="dxa"/>
+            </w:tcMar>
+            <w:vAlign w:val="top"/>
+          </w:tcPr>
+          <w:p>
+            <w:pPr>
+              <w:pStyle w:val="Normal"/>
+              <w:jc w:val="center"/>
+              <w:pBdr>
+                <w:bottom w:val="none" w:sz="0" w:space="0" w:color="000000"/>
+                <w:top w:val="none" w:sz="0" w:space="0" w:color="000000"/>
+                <w:left w:val="none" w:sz="0" w:space="0" w:color="000000"/>
+                <w:right w:val="none" w:sz="0" w:space="0" w:color="000000"/>
+              </w:pBdr>
+              <w:spacing w:after="100" w:before="100" w:line="240"/>
+              <w:ind w:left="100" w:right="100" w:firstLine="0" w:firstLineChars="0"/>
+              <w:rPr>
+                <w:rFonts w:ascii="Helvetica" w:hAnsi="Helvetica" w:eastAsia="Helvetica" w:cs="Helvetica"/>
+                <w:i w:val="false"/>
+                <w:b w:val="false"/>
+                <w:u w:val="none"/>
+                <w:sz w:val="22"/>
+                <w:szCs w:val="22"/>
+                <w:color w:val="000000"/>
+              </w:rPr>
+            </w:pPr>
+            <w:r>
+              <w:rPr>
+                <w:rFonts w:ascii="Helvetica" w:hAnsi="Helvetica" w:eastAsia="Helvetica" w:cs="Helvetica"/>
+                <w:i w:val="false"/>
+                <w:b w:val="false"/>
+                <w:u w:val="none"/>
+                <w:sz w:val="22"/>
+                <w:szCs w:val="22"/>
+                <w:color w:val="000000"/>
+              </w:rPr>
+              <w:t xml:space="preserve">1.16, 6.43</w:t>
+            </w:r>
+          </w:p>
+        </w:tc>
+        <w:tc>
+          <w:tcPr>
+            <w:tcBorders>
+              <w:bottom w:val="none" w:sz="0" w:space="0" w:color="000000"/>
+              <w:top w:val="none" w:sz="0" w:space="0" w:color="000000"/>
+              <w:left w:val="none" w:sz="0" w:space="0" w:color="000000"/>
+              <w:right w:val="none" w:sz="0" w:space="0" w:color="000000"/>
+            </w:tcBorders>
+            <w:shd w:val="clear" w:color="auto" w:fill="FFFFFF"/>
+            <w:tcMar>
+              <w:top w:w="0" w:type="dxa"/>
+              <w:bottom w:w="0" w:type="dxa"/>
+              <w:left w:w="0" w:type="dxa"/>
+              <w:right w:w="0" w:type="dxa"/>
+            </w:tcMar>
+            <w:vAlign w:val="top"/>
+          </w:tcPr>
+          <w:p>
+            <w:pPr>
+              <w:pStyle w:val="Normal"/>
+              <w:jc w:val="center"/>
+              <w:pBdr>
+                <w:bottom w:val="none" w:sz="0" w:space="0" w:color="000000"/>
+                <w:top w:val="none" w:sz="0" w:space="0" w:color="000000"/>
+                <w:left w:val="none" w:sz="0" w:space="0" w:color="000000"/>
+                <w:right w:val="none" w:sz="0" w:space="0" w:color="000000"/>
+              </w:pBdr>
+              <w:spacing w:after="100" w:before="100" w:line="240"/>
+              <w:ind w:left="100" w:right="100" w:firstLine="0" w:firstLineChars="0"/>
+              <w:rPr>
+                <w:rFonts w:ascii="Helvetica" w:hAnsi="Helvetica" w:eastAsia="Helvetica" w:cs="Helvetica"/>
+                <w:i w:val="false"/>
+                <w:b w:val="false"/>
+                <w:u w:val="none"/>
+                <w:sz w:val="22"/>
+                <w:szCs w:val="22"/>
+                <w:color w:val="000000"/>
+              </w:rPr>
+            </w:pPr>
+            <w:r>
+              <w:rPr>
+                <w:rFonts w:ascii="Helvetica" w:hAnsi="Helvetica" w:eastAsia="Helvetica" w:cs="Helvetica"/>
+                <w:i w:val="false"/>
+                <w:b w:val="false"/>
+                <w:u w:val="none"/>
+                <w:sz w:val="22"/>
+                <w:szCs w:val="22"/>
+                <w:color w:val="000000"/>
+              </w:rPr>
+              <w:t xml:space="preserve">0.022</w:t>
             </w:r>
           </w:p>
         </w:tc>
@@ -16129,60 +16129,60 @@
                 <w:szCs w:val="22"/>
                 <w:color w:val="000000"/>
               </w:rPr>
-              <w:t xml:space="preserve">0.97, 1.01</w:t>
-            </w:r>
-          </w:p>
-        </w:tc>
-        <w:tc>
-          <w:tcPr>
-            <w:tcBorders>
-              <w:bottom w:val="none" w:sz="0" w:space="0" w:color="000000"/>
-              <w:top w:val="none" w:sz="0" w:space="0" w:color="000000"/>
-              <w:left w:val="none" w:sz="0" w:space="0" w:color="000000"/>
-              <w:right w:val="none" w:sz="0" w:space="0" w:color="000000"/>
-            </w:tcBorders>
-            <w:shd w:val="clear" w:color="auto" w:fill="FFFFFF"/>
-            <w:tcMar>
-              <w:top w:w="0" w:type="dxa"/>
-              <w:bottom w:w="0" w:type="dxa"/>
-              <w:left w:w="0" w:type="dxa"/>
-              <w:right w:w="0" w:type="dxa"/>
-            </w:tcMar>
-            <w:vAlign w:val="top"/>
-          </w:tcPr>
-          <w:p>
-            <w:pPr>
-              <w:pStyle w:val="Normal"/>
-              <w:jc w:val="center"/>
-              <w:pBdr>
-                <w:bottom w:val="none" w:sz="0" w:space="0" w:color="000000"/>
-                <w:top w:val="none" w:sz="0" w:space="0" w:color="000000"/>
-                <w:left w:val="none" w:sz="0" w:space="0" w:color="000000"/>
-                <w:right w:val="none" w:sz="0" w:space="0" w:color="000000"/>
-              </w:pBdr>
-              <w:spacing w:after="100" w:before="100" w:line="240"/>
-              <w:ind w:left="100" w:right="100" w:firstLine="0" w:firstLineChars="0"/>
-              <w:rPr>
-                <w:rFonts w:ascii="Helvetica" w:hAnsi="Helvetica" w:eastAsia="Helvetica" w:cs="Helvetica"/>
-                <w:i w:val="false"/>
-                <w:b w:val="false"/>
-                <w:u w:val="none"/>
-                <w:sz w:val="22"/>
-                <w:szCs w:val="22"/>
-                <w:color w:val="000000"/>
-              </w:rPr>
-            </w:pPr>
-            <w:r>
-              <w:rPr>
-                <w:rFonts w:ascii="Helvetica" w:hAnsi="Helvetica" w:eastAsia="Helvetica" w:cs="Helvetica"/>
-                <w:i w:val="false"/>
-                <w:b w:val="false"/>
-                <w:u w:val="none"/>
-                <w:sz w:val="22"/>
-                <w:szCs w:val="22"/>
-                <w:color w:val="000000"/>
-              </w:rPr>
-              <w:t xml:space="preserve">0.150</w:t>
+              <w:t xml:space="preserve">0.97, 1.00</w:t>
+            </w:r>
+          </w:p>
+        </w:tc>
+        <w:tc>
+          <w:tcPr>
+            <w:tcBorders>
+              <w:bottom w:val="none" w:sz="0" w:space="0" w:color="000000"/>
+              <w:top w:val="none" w:sz="0" w:space="0" w:color="000000"/>
+              <w:left w:val="none" w:sz="0" w:space="0" w:color="000000"/>
+              <w:right w:val="none" w:sz="0" w:space="0" w:color="000000"/>
+            </w:tcBorders>
+            <w:shd w:val="clear" w:color="auto" w:fill="FFFFFF"/>
+            <w:tcMar>
+              <w:top w:w="0" w:type="dxa"/>
+              <w:bottom w:w="0" w:type="dxa"/>
+              <w:left w:w="0" w:type="dxa"/>
+              <w:right w:w="0" w:type="dxa"/>
+            </w:tcMar>
+            <w:vAlign w:val="top"/>
+          </w:tcPr>
+          <w:p>
+            <w:pPr>
+              <w:pStyle w:val="Normal"/>
+              <w:jc w:val="center"/>
+              <w:pBdr>
+                <w:bottom w:val="none" w:sz="0" w:space="0" w:color="000000"/>
+                <w:top w:val="none" w:sz="0" w:space="0" w:color="000000"/>
+                <w:left w:val="none" w:sz="0" w:space="0" w:color="000000"/>
+                <w:right w:val="none" w:sz="0" w:space="0" w:color="000000"/>
+              </w:pBdr>
+              <w:spacing w:after="100" w:before="100" w:line="240"/>
+              <w:ind w:left="100" w:right="100" w:firstLine="0" w:firstLineChars="0"/>
+              <w:rPr>
+                <w:rFonts w:ascii="Helvetica" w:hAnsi="Helvetica" w:eastAsia="Helvetica" w:cs="Helvetica"/>
+                <w:i w:val="false"/>
+                <w:b w:val="false"/>
+                <w:u w:val="none"/>
+                <w:sz w:val="22"/>
+                <w:szCs w:val="22"/>
+                <w:color w:val="000000"/>
+              </w:rPr>
+            </w:pPr>
+            <w:r>
+              <w:rPr>
+                <w:rFonts w:ascii="Helvetica" w:hAnsi="Helvetica" w:eastAsia="Helvetica" w:cs="Helvetica"/>
+                <w:i w:val="false"/>
+                <w:b w:val="false"/>
+                <w:u w:val="none"/>
+                <w:sz w:val="22"/>
+                <w:szCs w:val="22"/>
+                <w:color w:val="000000"/>
+              </w:rPr>
+              <w:t xml:space="preserve">0.140</w:t>
             </w:r>
           </w:p>
         </w:tc>
